--- a/Reportes/FJ_GarantiaJ_IS313.docx
+++ b/Reportes/FJ_GarantiaJ_IS313.docx
@@ -550,7 +550,7 @@
     </w:p>
     <w:p>
       <w:pPr>
-        <w:framePr w:w="11492" w:h="847" w:hRule="exact" w:wrap="auto" w:vAnchor="page" w:hAnchor="page" w:x="378" w:y="429"/>
+        <w:framePr w:w="11056" w:h="847" w:hRule="exact" w:wrap="auto" w:vAnchor="page" w:hAnchor="page" w:x="519" w:y="429"/>
         <w:widowControl w:val="0"/>
         <w:tabs>
           <w:tab w:val="left" w:pos="360"/>
@@ -635,7 +635,7 @@
     </w:p>
     <w:p>
       <w:pPr>
-        <w:framePr w:w="11492" w:h="847" w:hRule="exact" w:wrap="auto" w:vAnchor="page" w:hAnchor="page" w:x="378" w:y="429"/>
+        <w:framePr w:w="11056" w:h="847" w:hRule="exact" w:wrap="auto" w:vAnchor="page" w:hAnchor="page" w:x="519" w:y="429"/>
         <w:widowControl w:val="0"/>
         <w:tabs>
           <w:tab w:val="left" w:pos="360"/>
@@ -732,31 +732,7 @@
           <w:sz w:val="17"/>
           <w:szCs w:val="24"/>
         </w:rPr>
-        <w:t>NÚMERO DE FIANZA: {</w:t>
-      </w:r>
-      <w:proofErr w:type="spellStart"/>
-      <w:proofErr w:type="gramStart"/>
-      <w:r>
-        <w:rPr>
-          <w:rFonts w:ascii="Arial" w:eastAsia="Times New Roman" w:hAnsi="Arial" w:cs="Arial"/>
-          <w:color w:val="000000"/>
-          <w:kern w:val="2"/>
-          <w:sz w:val="17"/>
-          <w:szCs w:val="24"/>
-        </w:rPr>
-        <w:t>custom.NumeroFianza</w:t>
-      </w:r>
-      <w:proofErr w:type="spellEnd"/>
-      <w:proofErr w:type="gramEnd"/>
-      <w:r>
-        <w:rPr>
-          <w:rFonts w:ascii="Arial" w:eastAsia="Times New Roman" w:hAnsi="Arial" w:cs="Arial"/>
-          <w:color w:val="000000"/>
-          <w:kern w:val="2"/>
-          <w:sz w:val="17"/>
-          <w:szCs w:val="24"/>
-        </w:rPr>
-        <w:t>}</w:t>
+        <w:t xml:space="preserve">NÚMERO DE FIANZA: </w:t>
       </w:r>
     </w:p>
     <w:p>
@@ -2412,7 +2388,7 @@
     </w:p>
     <w:p>
       <w:pPr>
-        <w:framePr w:w="11101" w:h="578" w:hRule="exact" w:wrap="auto" w:vAnchor="page" w:hAnchor="page" w:x="480" w:y="9839"/>
+        <w:framePr w:w="11101" w:h="6572" w:hRule="exact" w:wrap="auto" w:vAnchor="page" w:hAnchor="page" w:x="480" w:y="3275"/>
         <w:widowControl w:val="0"/>
         <w:tabs>
           <w:tab w:val="left" w:pos="360"/>
@@ -2459,75 +2435,10 @@
           <w:szCs w:val="24"/>
         </w:rPr>
       </w:pPr>
-      <w:r>
-        <w:rPr>
-          <w:rFonts w:ascii="Arial" w:eastAsia="Times New Roman" w:hAnsi="Arial" w:cs="Arial"/>
-          <w:color w:val="000000"/>
-          <w:kern w:val="2"/>
-          <w:sz w:val="17"/>
-          <w:szCs w:val="24"/>
-        </w:rPr>
-        <w:t xml:space="preserve">EN FE DE LO CUAL, se suscribe este </w:t>
-      </w:r>
-      <w:r>
-        <w:rPr>
-          <w:rFonts w:ascii="Arial" w:eastAsia="Times New Roman" w:hAnsi="Arial" w:cs="Arial"/>
-          <w:b/>
-          <w:color w:val="000000"/>
-          <w:kern w:val="2"/>
-          <w:sz w:val="17"/>
-          <w:szCs w:val="24"/>
-        </w:rPr>
-        <w:t xml:space="preserve">contrato </w:t>
-      </w:r>
-      <w:r>
-        <w:rPr>
-          <w:rFonts w:ascii="Arial" w:eastAsia="Times New Roman" w:hAnsi="Arial" w:cs="Arial"/>
-          <w:color w:val="000000"/>
-          <w:kern w:val="2"/>
-          <w:sz w:val="17"/>
-          <w:szCs w:val="24"/>
-        </w:rPr>
-        <w:t xml:space="preserve">en la Ciudad de Panamá, República de Panamá, a los </w:t>
-      </w:r>
-      <w:r>
-        <w:rPr>
-          <w:rFonts w:ascii="Arial" w:eastAsia="Times New Roman" w:hAnsi="Arial" w:cs="Arial"/>
-          <w:color w:val="000000"/>
-          <w:kern w:val="2"/>
-          <w:sz w:val="17"/>
-          <w:szCs w:val="24"/>
-        </w:rPr>
-        <w:t>{</w:t>
-      </w:r>
-      <w:proofErr w:type="spellStart"/>
-      <w:proofErr w:type="gramStart"/>
-      <w:r>
-        <w:rPr>
-          <w:rFonts w:ascii="Arial" w:eastAsia="Times New Roman" w:hAnsi="Arial" w:cs="Arial"/>
-          <w:color w:val="000000"/>
-          <w:kern w:val="2"/>
-          <w:sz w:val="17"/>
-          <w:szCs w:val="24"/>
-        </w:rPr>
-        <w:t>custom.FechaActualTextoMin</w:t>
-      </w:r>
-      <w:proofErr w:type="spellEnd"/>
-      <w:proofErr w:type="gramEnd"/>
-      <w:r>
-        <w:rPr>
-          <w:rFonts w:ascii="Arial" w:eastAsia="Times New Roman" w:hAnsi="Arial" w:cs="Arial"/>
-          <w:color w:val="000000"/>
-          <w:kern w:val="2"/>
-          <w:sz w:val="17"/>
-          <w:szCs w:val="24"/>
-        </w:rPr>
-        <w:t>}</w:t>
-      </w:r>
-    </w:p>
-    <w:p>
-      <w:pPr>
-        <w:framePr w:w="11101" w:h="578" w:hRule="exact" w:wrap="auto" w:vAnchor="page" w:hAnchor="page" w:x="480" w:y="9839"/>
+    </w:p>
+    <w:p>
+      <w:pPr>
+        <w:framePr w:w="11101" w:h="6572" w:hRule="exact" w:wrap="auto" w:vAnchor="page" w:hAnchor="page" w:x="480" w:y="3275"/>
         <w:widowControl w:val="0"/>
         <w:tabs>
           <w:tab w:val="left" w:pos="360"/>
@@ -2565,6 +2476,222 @@
         <w:autoSpaceDN w:val="0"/>
         <w:adjustRightInd w:val="0"/>
         <w:spacing w:after="0" w:line="240" w:lineRule="auto"/>
+        <w:jc w:val="both"/>
+        <w:rPr>
+          <w:rFonts w:ascii="Arial" w:eastAsia="Times New Roman" w:hAnsi="Arial" w:cs="Arial"/>
+          <w:color w:val="000000"/>
+          <w:kern w:val="2"/>
+          <w:sz w:val="17"/>
+          <w:szCs w:val="24"/>
+        </w:rPr>
+      </w:pPr>
+    </w:p>
+    <w:p>
+      <w:pPr>
+        <w:framePr w:w="11101" w:h="6572" w:hRule="exact" w:wrap="auto" w:vAnchor="page" w:hAnchor="page" w:x="480" w:y="3275"/>
+        <w:widowControl w:val="0"/>
+        <w:tabs>
+          <w:tab w:val="left" w:pos="360"/>
+          <w:tab w:val="left" w:pos="720"/>
+          <w:tab w:val="left" w:pos="1080"/>
+          <w:tab w:val="left" w:pos="1440"/>
+          <w:tab w:val="left" w:pos="1800"/>
+          <w:tab w:val="left" w:pos="2160"/>
+          <w:tab w:val="left" w:pos="2520"/>
+          <w:tab w:val="left" w:pos="2880"/>
+          <w:tab w:val="left" w:pos="3240"/>
+          <w:tab w:val="left" w:pos="3600"/>
+          <w:tab w:val="left" w:pos="3960"/>
+          <w:tab w:val="left" w:pos="4320"/>
+          <w:tab w:val="left" w:pos="4680"/>
+          <w:tab w:val="left" w:pos="5040"/>
+          <w:tab w:val="left" w:pos="5400"/>
+          <w:tab w:val="left" w:pos="5760"/>
+          <w:tab w:val="left" w:pos="6120"/>
+          <w:tab w:val="left" w:pos="6480"/>
+          <w:tab w:val="left" w:pos="6840"/>
+          <w:tab w:val="left" w:pos="7200"/>
+          <w:tab w:val="left" w:pos="7560"/>
+          <w:tab w:val="left" w:pos="7920"/>
+          <w:tab w:val="left" w:pos="8280"/>
+          <w:tab w:val="left" w:pos="8640"/>
+          <w:tab w:val="left" w:pos="9000"/>
+          <w:tab w:val="left" w:pos="9360"/>
+          <w:tab w:val="left" w:pos="9720"/>
+          <w:tab w:val="left" w:pos="10080"/>
+          <w:tab w:val="left" w:pos="10440"/>
+          <w:tab w:val="left" w:pos="10800"/>
+        </w:tabs>
+        <w:autoSpaceDE w:val="0"/>
+        <w:autoSpaceDN w:val="0"/>
+        <w:adjustRightInd w:val="0"/>
+        <w:spacing w:after="0" w:line="240" w:lineRule="auto"/>
+        <w:jc w:val="both"/>
+        <w:rPr>
+          <w:rFonts w:ascii="Arial" w:eastAsia="Times New Roman" w:hAnsi="Arial" w:cs="Arial"/>
+          <w:color w:val="000000"/>
+          <w:kern w:val="2"/>
+          <w:sz w:val="17"/>
+          <w:szCs w:val="24"/>
+        </w:rPr>
+      </w:pPr>
+    </w:p>
+    <w:p>
+      <w:pPr>
+        <w:framePr w:w="11101" w:h="6572" w:hRule="exact" w:wrap="auto" w:vAnchor="page" w:hAnchor="page" w:x="480" w:y="3275"/>
+        <w:widowControl w:val="0"/>
+        <w:tabs>
+          <w:tab w:val="left" w:pos="360"/>
+          <w:tab w:val="left" w:pos="720"/>
+          <w:tab w:val="left" w:pos="1080"/>
+          <w:tab w:val="left" w:pos="1440"/>
+          <w:tab w:val="left" w:pos="1800"/>
+          <w:tab w:val="left" w:pos="2160"/>
+          <w:tab w:val="left" w:pos="2520"/>
+          <w:tab w:val="left" w:pos="2880"/>
+          <w:tab w:val="left" w:pos="3240"/>
+          <w:tab w:val="left" w:pos="3600"/>
+          <w:tab w:val="left" w:pos="3960"/>
+          <w:tab w:val="left" w:pos="4320"/>
+          <w:tab w:val="left" w:pos="4680"/>
+          <w:tab w:val="left" w:pos="5040"/>
+          <w:tab w:val="left" w:pos="5400"/>
+          <w:tab w:val="left" w:pos="5760"/>
+          <w:tab w:val="left" w:pos="6120"/>
+          <w:tab w:val="left" w:pos="6480"/>
+          <w:tab w:val="left" w:pos="6840"/>
+          <w:tab w:val="left" w:pos="7200"/>
+          <w:tab w:val="left" w:pos="7560"/>
+          <w:tab w:val="left" w:pos="7920"/>
+          <w:tab w:val="left" w:pos="8280"/>
+          <w:tab w:val="left" w:pos="8640"/>
+          <w:tab w:val="left" w:pos="9000"/>
+          <w:tab w:val="left" w:pos="9360"/>
+          <w:tab w:val="left" w:pos="9720"/>
+          <w:tab w:val="left" w:pos="10080"/>
+          <w:tab w:val="left" w:pos="10440"/>
+          <w:tab w:val="left" w:pos="10800"/>
+        </w:tabs>
+        <w:autoSpaceDE w:val="0"/>
+        <w:autoSpaceDN w:val="0"/>
+        <w:adjustRightInd w:val="0"/>
+        <w:spacing w:after="0" w:line="240" w:lineRule="auto"/>
+        <w:jc w:val="both"/>
+        <w:rPr>
+          <w:rFonts w:ascii="Arial" w:eastAsia="Times New Roman" w:hAnsi="Arial" w:cs="Arial"/>
+          <w:color w:val="000000"/>
+          <w:kern w:val="2"/>
+          <w:sz w:val="17"/>
+          <w:szCs w:val="24"/>
+        </w:rPr>
+      </w:pPr>
+      <w:r>
+        <w:rPr>
+          <w:rFonts w:ascii="Arial" w:eastAsia="Times New Roman" w:hAnsi="Arial" w:cs="Arial"/>
+          <w:color w:val="000000"/>
+          <w:kern w:val="2"/>
+          <w:sz w:val="17"/>
+          <w:szCs w:val="24"/>
+        </w:rPr>
+        <w:t xml:space="preserve">EN FE DE LO CUAL, se suscribe este </w:t>
+      </w:r>
+      <w:r>
+        <w:rPr>
+          <w:rFonts w:ascii="Arial" w:eastAsia="Times New Roman" w:hAnsi="Arial" w:cs="Arial"/>
+          <w:b/>
+          <w:color w:val="000000"/>
+          <w:kern w:val="2"/>
+          <w:sz w:val="17"/>
+          <w:szCs w:val="24"/>
+        </w:rPr>
+        <w:t xml:space="preserve">contrato </w:t>
+      </w:r>
+      <w:r>
+        <w:rPr>
+          <w:rFonts w:ascii="Arial" w:eastAsia="Times New Roman" w:hAnsi="Arial" w:cs="Arial"/>
+          <w:color w:val="000000"/>
+          <w:kern w:val="2"/>
+          <w:sz w:val="17"/>
+          <w:szCs w:val="24"/>
+        </w:rPr>
+        <w:t>en la Ciudad de Panamá, República de Panamá, a los {</w:t>
+      </w:r>
+      <w:proofErr w:type="spellStart"/>
+      <w:proofErr w:type="gramStart"/>
+      <w:r>
+        <w:rPr>
+          <w:rFonts w:ascii="Arial" w:eastAsia="Times New Roman" w:hAnsi="Arial" w:cs="Arial"/>
+          <w:color w:val="000000"/>
+          <w:kern w:val="2"/>
+          <w:sz w:val="17"/>
+          <w:szCs w:val="24"/>
+        </w:rPr>
+        <w:t>custom.FechaActualTextoMin</w:t>
+      </w:r>
+      <w:proofErr w:type="spellEnd"/>
+      <w:proofErr w:type="gramEnd"/>
+      <w:r>
+        <w:rPr>
+          <w:rFonts w:ascii="Arial" w:eastAsia="Times New Roman" w:hAnsi="Arial" w:cs="Arial"/>
+          <w:color w:val="000000"/>
+          <w:kern w:val="2"/>
+          <w:sz w:val="17"/>
+          <w:szCs w:val="24"/>
+        </w:rPr>
+        <w:t>}</w:t>
+      </w:r>
+      <w:r>
+        <w:rPr>
+          <w:rFonts w:ascii="Arial" w:eastAsia="Times New Roman" w:hAnsi="Arial" w:cs="Arial"/>
+          <w:color w:val="000000"/>
+          <w:kern w:val="2"/>
+          <w:sz w:val="17"/>
+          <w:szCs w:val="24"/>
+        </w:rPr>
+        <w:t>.</w:t>
+      </w:r>
+    </w:p>
+    <w:p>
+      <w:pPr>
+        <w:framePr w:w="11101" w:h="6572" w:hRule="exact" w:wrap="auto" w:vAnchor="page" w:hAnchor="page" w:x="480" w:y="3275"/>
+        <w:widowControl w:val="0"/>
+        <w:tabs>
+          <w:tab w:val="left" w:pos="360"/>
+          <w:tab w:val="left" w:pos="720"/>
+          <w:tab w:val="left" w:pos="1080"/>
+          <w:tab w:val="left" w:pos="1440"/>
+          <w:tab w:val="left" w:pos="1800"/>
+          <w:tab w:val="left" w:pos="2160"/>
+          <w:tab w:val="left" w:pos="2520"/>
+          <w:tab w:val="left" w:pos="2880"/>
+          <w:tab w:val="left" w:pos="3240"/>
+          <w:tab w:val="left" w:pos="3600"/>
+          <w:tab w:val="left" w:pos="3960"/>
+          <w:tab w:val="left" w:pos="4320"/>
+          <w:tab w:val="left" w:pos="4680"/>
+          <w:tab w:val="left" w:pos="5040"/>
+          <w:tab w:val="left" w:pos="5400"/>
+          <w:tab w:val="left" w:pos="5760"/>
+          <w:tab w:val="left" w:pos="6120"/>
+          <w:tab w:val="left" w:pos="6480"/>
+          <w:tab w:val="left" w:pos="6840"/>
+          <w:tab w:val="left" w:pos="7200"/>
+          <w:tab w:val="left" w:pos="7560"/>
+          <w:tab w:val="left" w:pos="7920"/>
+          <w:tab w:val="left" w:pos="8280"/>
+          <w:tab w:val="left" w:pos="8640"/>
+          <w:tab w:val="left" w:pos="9000"/>
+          <w:tab w:val="left" w:pos="9360"/>
+          <w:tab w:val="left" w:pos="9720"/>
+          <w:tab w:val="left" w:pos="10080"/>
+          <w:tab w:val="left" w:pos="10440"/>
+          <w:tab w:val="left" w:pos="10800"/>
+        </w:tabs>
+        <w:autoSpaceDE w:val="0"/>
+        <w:autoSpaceDN w:val="0"/>
+        <w:adjustRightInd w:val="0"/>
+        <w:spacing w:after="0" w:line="240" w:lineRule="auto"/>
+        <w:jc w:val="both"/>
         <w:rPr>
           <w:rFonts w:ascii="Arial" w:eastAsia="Times New Roman" w:hAnsi="Arial" w:cs="Arial"/>
           <w:color w:val="000000"/>
@@ -2726,7 +2853,7 @@
     </w:p>
     <w:p>
       <w:pPr>
-        <w:framePr w:w="4063" w:h="305" w:hRule="exact" w:wrap="auto" w:vAnchor="page" w:hAnchor="page" w:x="1177" w:y="11843"/>
+        <w:framePr w:w="4065" w:h="306" w:hRule="exact" w:wrap="notBeside" w:vAnchor="page" w:hAnchor="page" w:x="1175" w:y="11846" w:anchorLock="1"/>
         <w:widowControl w:val="0"/>
         <w:pBdr>
           <w:top w:val="single" w:sz="8" w:space="0" w:color="000000"/>
@@ -2768,7 +2895,7 @@
     </w:p>
     <w:p>
       <w:pPr>
-        <w:framePr w:w="4199" w:h="305" w:hRule="exact" w:wrap="auto" w:vAnchor="page" w:hAnchor="page" w:x="6600" w:y="11809"/>
+        <w:framePr w:w="4201" w:h="306" w:hRule="exact" w:wrap="notBeside" w:vAnchor="page" w:hAnchor="page" w:x="6601" w:y="11812" w:anchorLock="1"/>
         <w:widowControl w:val="0"/>
         <w:pBdr>
           <w:top w:val="single" w:sz="8" w:space="0" w:color="000000"/>
@@ -2809,12 +2936,6 @@
       </w:r>
     </w:p>
     <w:sectPr>
-      <w:headerReference w:type="even" r:id="rId6"/>
-      <w:headerReference w:type="default" r:id="rId7"/>
-      <w:footerReference w:type="even" r:id="rId8"/>
-      <w:footerReference w:type="default" r:id="rId9"/>
-      <w:headerReference w:type="first" r:id="rId10"/>
-      <w:footerReference w:type="first" r:id="rId11"/>
       <w:type w:val="continuous"/>
       <w:pgSz w:w="12240" w:h="15840"/>
       <w:pgMar w:top="360" w:right="360" w:bottom="360" w:left="360" w:header="720" w:footer="720" w:gutter="0"/>
@@ -2850,24 +2971,6 @@
 </w:endnotes>
 </file>
 
-<file path=word/footer1.xml><?xml version="1.0" encoding="utf-8"?>
-<w:ftr xmlns:wpc="http://schemas.microsoft.com/office/word/2010/wordprocessingCanvas" xmlns:cx="http://schemas.microsoft.com/office/drawing/2014/chartex" xmlns:cx1="http://schemas.microsoft.com/office/drawing/2015/9/8/chartex" xmlns:cx2="http://schemas.microsoft.com/office/drawing/2015/10/21/chartex" xmlns:cx3="http://schemas.microsoft.com/office/drawing/2016/5/9/chartex" xmlns:cx4="http://schemas.microsoft.com/office/drawing/2016/5/10/chartex" xmlns:cx5="http://schemas.microsoft.com/office/drawing/2016/5/11/chartex" xmlns:cx6="http://schemas.microsoft.com/office/drawing/2016/5/12/chartex" xmlns:cx7="http://schemas.microsoft.com/office/drawing/2016/5/13/chartex" xmlns:cx8="http://schemas.microsoft.com/office/drawing/2016/5/14/chartex" xmlns:mc="http://schemas.openxmlformats.org/markup-compatibility/2006" xmlns:aink="http://schemas.microsoft.com/office/drawing/2016/ink" xmlns:am3d="http://schemas.microsoft.com/office/drawing/2017/model3d" xmlns:o="urn:schemas-microsoft-com:office:office" xmlns:oel="http://schemas.microsoft.com/office/2019/extlst" xmlns:r="http://schemas.openxmlformats.org/officeDocument/2006/relationships" xmlns:m="http://schemas.openxmlformats.org/officeDocument/2006/math" xmlns:v="urn:schemas-microsoft-com:vml" xmlns:wp14="http://schemas.microsoft.com/office/word/2010/wordprocessingDrawing" xmlns:wp="http://schemas.openxmlformats.org/drawingml/2006/wordprocessingDrawing" xmlns:w10="urn:schemas-microsoft-com:office:word" xmlns:w="http://schemas.openxmlformats.org/wordprocessingml/2006/main" xmlns:w14="http://schemas.microsoft.com/office/word/2010/wordml" xmlns:w15="http://schemas.microsoft.com/office/word/2012/wordml" xmlns:w16cex="http://schemas.microsoft.com/office/word/2018/wordml/cex" xmlns:w16cid="http://schemas.microsoft.com/office/word/2016/wordml/cid" xmlns:w16="http://schemas.microsoft.com/office/word/2018/wordml" xmlns:w16sdtdh="http://schemas.microsoft.com/office/word/2020/wordml/sdtdatahash" xmlns:w16se="http://schemas.microsoft.com/office/word/2015/wordml/symex" xmlns:wpg="http://schemas.microsoft.com/office/word/2010/wordprocessingGroup" xmlns:wpi="http://schemas.microsoft.com/office/word/2010/wordprocessingInk" xmlns:wne="http://schemas.microsoft.com/office/word/2006/wordml" xmlns:wps="http://schemas.microsoft.com/office/word/2010/wordprocessingShape" mc:Ignorable="w14 w15 w16se w16cid w16 w16cex w16sdtdh wp14">
-  <w:p/>
-</w:ftr>
-</file>
-
-<file path=word/footer2.xml><?xml version="1.0" encoding="utf-8"?>
-<w:ftr xmlns:wpc="http://schemas.microsoft.com/office/word/2010/wordprocessingCanvas" xmlns:cx="http://schemas.microsoft.com/office/drawing/2014/chartex" xmlns:cx1="http://schemas.microsoft.com/office/drawing/2015/9/8/chartex" xmlns:cx2="http://schemas.microsoft.com/office/drawing/2015/10/21/chartex" xmlns:cx3="http://schemas.microsoft.com/office/drawing/2016/5/9/chartex" xmlns:cx4="http://schemas.microsoft.com/office/drawing/2016/5/10/chartex" xmlns:cx5="http://schemas.microsoft.com/office/drawing/2016/5/11/chartex" xmlns:cx6="http://schemas.microsoft.com/office/drawing/2016/5/12/chartex" xmlns:cx7="http://schemas.microsoft.com/office/drawing/2016/5/13/chartex" xmlns:cx8="http://schemas.microsoft.com/office/drawing/2016/5/14/chartex" xmlns:mc="http://schemas.openxmlformats.org/markup-compatibility/2006" xmlns:aink="http://schemas.microsoft.com/office/drawing/2016/ink" xmlns:am3d="http://schemas.microsoft.com/office/drawing/2017/model3d" xmlns:o="urn:schemas-microsoft-com:office:office" xmlns:oel="http://schemas.microsoft.com/office/2019/extlst" xmlns:r="http://schemas.openxmlformats.org/officeDocument/2006/relationships" xmlns:m="http://schemas.openxmlformats.org/officeDocument/2006/math" xmlns:v="urn:schemas-microsoft-com:vml" xmlns:wp14="http://schemas.microsoft.com/office/word/2010/wordprocessingDrawing" xmlns:wp="http://schemas.openxmlformats.org/drawingml/2006/wordprocessingDrawing" xmlns:w10="urn:schemas-microsoft-com:office:word" xmlns:w="http://schemas.openxmlformats.org/wordprocessingml/2006/main" xmlns:w14="http://schemas.microsoft.com/office/word/2010/wordml" xmlns:w15="http://schemas.microsoft.com/office/word/2012/wordml" xmlns:w16cex="http://schemas.microsoft.com/office/word/2018/wordml/cex" xmlns:w16cid="http://schemas.microsoft.com/office/word/2016/wordml/cid" xmlns:w16="http://schemas.microsoft.com/office/word/2018/wordml" xmlns:w16sdtdh="http://schemas.microsoft.com/office/word/2020/wordml/sdtdatahash" xmlns:w16se="http://schemas.microsoft.com/office/word/2015/wordml/symex" xmlns:wpg="http://schemas.microsoft.com/office/word/2010/wordprocessingGroup" xmlns:wpi="http://schemas.microsoft.com/office/word/2010/wordprocessingInk" xmlns:wne="http://schemas.microsoft.com/office/word/2006/wordml" xmlns:wps="http://schemas.microsoft.com/office/word/2010/wordprocessingShape" mc:Ignorable="w14 w15 w16se w16cid w16 w16cex w16sdtdh wp14">
-  <w:p/>
-</w:ftr>
-</file>
-
-<file path=word/footer3.xml><?xml version="1.0" encoding="utf-8"?>
-<w:ftr xmlns:wpc="http://schemas.microsoft.com/office/word/2010/wordprocessingCanvas" xmlns:cx="http://schemas.microsoft.com/office/drawing/2014/chartex" xmlns:cx1="http://schemas.microsoft.com/office/drawing/2015/9/8/chartex" xmlns:cx2="http://schemas.microsoft.com/office/drawing/2015/10/21/chartex" xmlns:cx3="http://schemas.microsoft.com/office/drawing/2016/5/9/chartex" xmlns:cx4="http://schemas.microsoft.com/office/drawing/2016/5/10/chartex" xmlns:cx5="http://schemas.microsoft.com/office/drawing/2016/5/11/chartex" xmlns:cx6="http://schemas.microsoft.com/office/drawing/2016/5/12/chartex" xmlns:cx7="http://schemas.microsoft.com/office/drawing/2016/5/13/chartex" xmlns:cx8="http://schemas.microsoft.com/office/drawing/2016/5/14/chartex" xmlns:mc="http://schemas.openxmlformats.org/markup-compatibility/2006" xmlns:aink="http://schemas.microsoft.com/office/drawing/2016/ink" xmlns:am3d="http://schemas.microsoft.com/office/drawing/2017/model3d" xmlns:o="urn:schemas-microsoft-com:office:office" xmlns:oel="http://schemas.microsoft.com/office/2019/extlst" xmlns:r="http://schemas.openxmlformats.org/officeDocument/2006/relationships" xmlns:m="http://schemas.openxmlformats.org/officeDocument/2006/math" xmlns:v="urn:schemas-microsoft-com:vml" xmlns:wp14="http://schemas.microsoft.com/office/word/2010/wordprocessingDrawing" xmlns:wp="http://schemas.openxmlformats.org/drawingml/2006/wordprocessingDrawing" xmlns:w10="urn:schemas-microsoft-com:office:word" xmlns:w="http://schemas.openxmlformats.org/wordprocessingml/2006/main" xmlns:w14="http://schemas.microsoft.com/office/word/2010/wordml" xmlns:w15="http://schemas.microsoft.com/office/word/2012/wordml" xmlns:w16cex="http://schemas.microsoft.com/office/word/2018/wordml/cex" xmlns:w16cid="http://schemas.microsoft.com/office/word/2016/wordml/cid" xmlns:w16="http://schemas.microsoft.com/office/word/2018/wordml" xmlns:w16sdtdh="http://schemas.microsoft.com/office/word/2020/wordml/sdtdatahash" xmlns:w16se="http://schemas.microsoft.com/office/word/2015/wordml/symex" xmlns:wpg="http://schemas.microsoft.com/office/word/2010/wordprocessingGroup" xmlns:wpi="http://schemas.microsoft.com/office/word/2010/wordprocessingInk" xmlns:wne="http://schemas.microsoft.com/office/word/2006/wordml" xmlns:wps="http://schemas.microsoft.com/office/word/2010/wordprocessingShape" mc:Ignorable="w14 w15 w16se w16cid w16 w16cex w16sdtdh wp14">
-  <w:p/>
-</w:ftr>
-</file>
-
 <file path=word/footnotes.xml><?xml version="1.0" encoding="utf-8"?>
 <w:footnotes xmlns:wpc="http://schemas.microsoft.com/office/word/2010/wordprocessingCanvas" xmlns:cx="http://schemas.microsoft.com/office/drawing/2014/chartex" xmlns:cx1="http://schemas.microsoft.com/office/drawing/2015/9/8/chartex" xmlns:cx2="http://schemas.microsoft.com/office/drawing/2015/10/21/chartex" xmlns:cx3="http://schemas.microsoft.com/office/drawing/2016/5/9/chartex" xmlns:cx4="http://schemas.microsoft.com/office/drawing/2016/5/10/chartex" xmlns:cx5="http://schemas.microsoft.com/office/drawing/2016/5/11/chartex" xmlns:cx6="http://schemas.microsoft.com/office/drawing/2016/5/12/chartex" xmlns:cx7="http://schemas.microsoft.com/office/drawing/2016/5/13/chartex" xmlns:cx8="http://schemas.microsoft.com/office/drawing/2016/5/14/chartex" xmlns:mc="http://schemas.openxmlformats.org/markup-compatibility/2006" xmlns:aink="http://schemas.microsoft.com/office/drawing/2016/ink" xmlns:am3d="http://schemas.microsoft.com/office/drawing/2017/model3d" xmlns:o="urn:schemas-microsoft-com:office:office" xmlns:oel="http://schemas.microsoft.com/office/2019/extlst" xmlns:r="http://schemas.openxmlformats.org/officeDocument/2006/relationships" xmlns:m="http://schemas.openxmlformats.org/officeDocument/2006/math" xmlns:v="urn:schemas-microsoft-com:vml" xmlns:wp14="http://schemas.microsoft.com/office/word/2010/wordprocessingDrawing" xmlns:wp="http://schemas.openxmlformats.org/drawingml/2006/wordprocessingDrawing" xmlns:w10="urn:schemas-microsoft-com:office:word" xmlns:w="http://schemas.openxmlformats.org/wordprocessingml/2006/main" xmlns:w14="http://schemas.microsoft.com/office/word/2010/wordml" xmlns:w15="http://schemas.microsoft.com/office/word/2012/wordml" xmlns:w16cex="http://schemas.microsoft.com/office/word/2018/wordml/cex" xmlns:w16cid="http://schemas.microsoft.com/office/word/2016/wordml/cid" xmlns:w16="http://schemas.microsoft.com/office/word/2018/wordml" xmlns:w16sdtdh="http://schemas.microsoft.com/office/word/2020/wordml/sdtdatahash" xmlns:w16se="http://schemas.microsoft.com/office/word/2015/wordml/symex" xmlns:wpg="http://schemas.microsoft.com/office/word/2010/wordprocessingGroup" xmlns:wpi="http://schemas.microsoft.com/office/word/2010/wordprocessingInk" xmlns:wne="http://schemas.microsoft.com/office/word/2006/wordml" xmlns:wps="http://schemas.microsoft.com/office/word/2010/wordprocessingShape" mc:Ignorable="w14 w15 w16se w16cid w16 w16cex w16sdtdh wp14">
   <w:footnote w:type="separator" w:id="-1">
@@ -2891,24 +2994,6 @@
     </w:p>
   </w:footnote>
 </w:footnotes>
-</file>
-
-<file path=word/header1.xml><?xml version="1.0" encoding="utf-8"?>
-<w:hdr xmlns:wpc="http://schemas.microsoft.com/office/word/2010/wordprocessingCanvas" xmlns:cx="http://schemas.microsoft.com/office/drawing/2014/chartex" xmlns:cx1="http://schemas.microsoft.com/office/drawing/2015/9/8/chartex" xmlns:cx2="http://schemas.microsoft.com/office/drawing/2015/10/21/chartex" xmlns:cx3="http://schemas.microsoft.com/office/drawing/2016/5/9/chartex" xmlns:cx4="http://schemas.microsoft.com/office/drawing/2016/5/10/chartex" xmlns:cx5="http://schemas.microsoft.com/office/drawing/2016/5/11/chartex" xmlns:cx6="http://schemas.microsoft.com/office/drawing/2016/5/12/chartex" xmlns:cx7="http://schemas.microsoft.com/office/drawing/2016/5/13/chartex" xmlns:cx8="http://schemas.microsoft.com/office/drawing/2016/5/14/chartex" xmlns:mc="http://schemas.openxmlformats.org/markup-compatibility/2006" xmlns:aink="http://schemas.microsoft.com/office/drawing/2016/ink" xmlns:am3d="http://schemas.microsoft.com/office/drawing/2017/model3d" xmlns:o="urn:schemas-microsoft-com:office:office" xmlns:oel="http://schemas.microsoft.com/office/2019/extlst" xmlns:r="http://schemas.openxmlformats.org/officeDocument/2006/relationships" xmlns:m="http://schemas.openxmlformats.org/officeDocument/2006/math" xmlns:v="urn:schemas-microsoft-com:vml" xmlns:wp14="http://schemas.microsoft.com/office/word/2010/wordprocessingDrawing" xmlns:wp="http://schemas.openxmlformats.org/drawingml/2006/wordprocessingDrawing" xmlns:w10="urn:schemas-microsoft-com:office:word" xmlns:w="http://schemas.openxmlformats.org/wordprocessingml/2006/main" xmlns:w14="http://schemas.microsoft.com/office/word/2010/wordml" xmlns:w15="http://schemas.microsoft.com/office/word/2012/wordml" xmlns:w16cex="http://schemas.microsoft.com/office/word/2018/wordml/cex" xmlns:w16cid="http://schemas.microsoft.com/office/word/2016/wordml/cid" xmlns:w16="http://schemas.microsoft.com/office/word/2018/wordml" xmlns:w16sdtdh="http://schemas.microsoft.com/office/word/2020/wordml/sdtdatahash" xmlns:w16se="http://schemas.microsoft.com/office/word/2015/wordml/symex" xmlns:wpg="http://schemas.microsoft.com/office/word/2010/wordprocessingGroup" xmlns:wpi="http://schemas.microsoft.com/office/word/2010/wordprocessingInk" xmlns:wne="http://schemas.microsoft.com/office/word/2006/wordml" xmlns:wps="http://schemas.microsoft.com/office/word/2010/wordprocessingShape" mc:Ignorable="w14 w15 w16se w16cid w16 w16cex w16sdtdh wp14">
-  <w:p/>
-</w:hdr>
-</file>
-
-<file path=word/header2.xml><?xml version="1.0" encoding="utf-8"?>
-<w:hdr xmlns:wpc="http://schemas.microsoft.com/office/word/2010/wordprocessingCanvas" xmlns:cx="http://schemas.microsoft.com/office/drawing/2014/chartex" xmlns:cx1="http://schemas.microsoft.com/office/drawing/2015/9/8/chartex" xmlns:cx2="http://schemas.microsoft.com/office/drawing/2015/10/21/chartex" xmlns:cx3="http://schemas.microsoft.com/office/drawing/2016/5/9/chartex" xmlns:cx4="http://schemas.microsoft.com/office/drawing/2016/5/10/chartex" xmlns:cx5="http://schemas.microsoft.com/office/drawing/2016/5/11/chartex" xmlns:cx6="http://schemas.microsoft.com/office/drawing/2016/5/12/chartex" xmlns:cx7="http://schemas.microsoft.com/office/drawing/2016/5/13/chartex" xmlns:cx8="http://schemas.microsoft.com/office/drawing/2016/5/14/chartex" xmlns:mc="http://schemas.openxmlformats.org/markup-compatibility/2006" xmlns:aink="http://schemas.microsoft.com/office/drawing/2016/ink" xmlns:am3d="http://schemas.microsoft.com/office/drawing/2017/model3d" xmlns:o="urn:schemas-microsoft-com:office:office" xmlns:oel="http://schemas.microsoft.com/office/2019/extlst" xmlns:r="http://schemas.openxmlformats.org/officeDocument/2006/relationships" xmlns:m="http://schemas.openxmlformats.org/officeDocument/2006/math" xmlns:v="urn:schemas-microsoft-com:vml" xmlns:wp14="http://schemas.microsoft.com/office/word/2010/wordprocessingDrawing" xmlns:wp="http://schemas.openxmlformats.org/drawingml/2006/wordprocessingDrawing" xmlns:w10="urn:schemas-microsoft-com:office:word" xmlns:w="http://schemas.openxmlformats.org/wordprocessingml/2006/main" xmlns:w14="http://schemas.microsoft.com/office/word/2010/wordml" xmlns:w15="http://schemas.microsoft.com/office/word/2012/wordml" xmlns:w16cex="http://schemas.microsoft.com/office/word/2018/wordml/cex" xmlns:w16cid="http://schemas.microsoft.com/office/word/2016/wordml/cid" xmlns:w16="http://schemas.microsoft.com/office/word/2018/wordml" xmlns:w16sdtdh="http://schemas.microsoft.com/office/word/2020/wordml/sdtdatahash" xmlns:w16se="http://schemas.microsoft.com/office/word/2015/wordml/symex" xmlns:wpg="http://schemas.microsoft.com/office/word/2010/wordprocessingGroup" xmlns:wpi="http://schemas.microsoft.com/office/word/2010/wordprocessingInk" xmlns:wne="http://schemas.microsoft.com/office/word/2006/wordml" xmlns:wps="http://schemas.microsoft.com/office/word/2010/wordprocessingShape" mc:Ignorable="w14 w15 w16se w16cid w16 w16cex w16sdtdh wp14">
-  <w:p/>
-</w:hdr>
-</file>
-
-<file path=word/header3.xml><?xml version="1.0" encoding="utf-8"?>
-<w:hdr xmlns:wpc="http://schemas.microsoft.com/office/word/2010/wordprocessingCanvas" xmlns:cx="http://schemas.microsoft.com/office/drawing/2014/chartex" xmlns:cx1="http://schemas.microsoft.com/office/drawing/2015/9/8/chartex" xmlns:cx2="http://schemas.microsoft.com/office/drawing/2015/10/21/chartex" xmlns:cx3="http://schemas.microsoft.com/office/drawing/2016/5/9/chartex" xmlns:cx4="http://schemas.microsoft.com/office/drawing/2016/5/10/chartex" xmlns:cx5="http://schemas.microsoft.com/office/drawing/2016/5/11/chartex" xmlns:cx6="http://schemas.microsoft.com/office/drawing/2016/5/12/chartex" xmlns:cx7="http://schemas.microsoft.com/office/drawing/2016/5/13/chartex" xmlns:cx8="http://schemas.microsoft.com/office/drawing/2016/5/14/chartex" xmlns:mc="http://schemas.openxmlformats.org/markup-compatibility/2006" xmlns:aink="http://schemas.microsoft.com/office/drawing/2016/ink" xmlns:am3d="http://schemas.microsoft.com/office/drawing/2017/model3d" xmlns:o="urn:schemas-microsoft-com:office:office" xmlns:oel="http://schemas.microsoft.com/office/2019/extlst" xmlns:r="http://schemas.openxmlformats.org/officeDocument/2006/relationships" xmlns:m="http://schemas.openxmlformats.org/officeDocument/2006/math" xmlns:v="urn:schemas-microsoft-com:vml" xmlns:wp14="http://schemas.microsoft.com/office/word/2010/wordprocessingDrawing" xmlns:wp="http://schemas.openxmlformats.org/drawingml/2006/wordprocessingDrawing" xmlns:w10="urn:schemas-microsoft-com:office:word" xmlns:w="http://schemas.openxmlformats.org/wordprocessingml/2006/main" xmlns:w14="http://schemas.microsoft.com/office/word/2010/wordml" xmlns:w15="http://schemas.microsoft.com/office/word/2012/wordml" xmlns:w16cex="http://schemas.microsoft.com/office/word/2018/wordml/cex" xmlns:w16cid="http://schemas.microsoft.com/office/word/2016/wordml/cid" xmlns:w16="http://schemas.microsoft.com/office/word/2018/wordml" xmlns:w16sdtdh="http://schemas.microsoft.com/office/word/2020/wordml/sdtdatahash" xmlns:w16se="http://schemas.microsoft.com/office/word/2015/wordml/symex" xmlns:wpg="http://schemas.microsoft.com/office/word/2010/wordprocessingGroup" xmlns:wpi="http://schemas.microsoft.com/office/word/2010/wordprocessingInk" xmlns:wne="http://schemas.microsoft.com/office/word/2006/wordml" xmlns:wps="http://schemas.microsoft.com/office/word/2010/wordprocessingShape" mc:Ignorable="w14 w15 w16se w16cid w16 w16cex w16sdtdh wp14">
-  <w:p/>
-</w:hdr>
 </file>
 
 <file path=word/styles.xml><?xml version="1.0" encoding="utf-8"?>
